--- a/drafts/03/03-ЛПД-ГР/29.03-4т_6-ЛПД.docx
+++ b/drafts/03/03-ЛПД-ГР/29.03-4т_6-ЛПД.docx
@@ -743,7 +743,7 @@
         <w:jc w:val="both"/>
       </w:pPr>
       <w:r>
-        <w:t>Милістю і чоловіколюбієм єдинородного твого Сина, що з ним благословен єси, з пресвятим, і благим, і животворящим твоїм Духом, нині і повсякчас, і на віки віків. Амінь.</w:t>
+        <w:t>Милістю і людинолюбіям єдинородного твого Сина, що з ним благословен єси, з пресвятим, і благим, і животворящим твоїм Духом, нині і повсякчас, і на віки віків. Амінь.</w:t>
       </w:r>
     </w:p>
     <w:p>
@@ -6712,7 +6712,7 @@
         <w:jc w:val="both"/>
       </w:pPr>
       <w:r>
-        <w:t xml:space="preserve">Щоб чоловіколюбець Бог наш, прийнявши їх у святий, і пренебесний, і мисленний свій жертовник, як приємний запах духовний, зіслав нам божественну благодать і дар Святого Духа, </w:t>
+        <w:t xml:space="preserve">Щоб Людинолюбець Бог наш, прийнявши їх у святий, і пренебесний, і мисленний свій жертовник, як приємний запах духовний, зіслав нам божественну благодать і дар Святого Духа, </w:t>
       </w:r>
       <w:r>
         <w:lastRenderedPageBreak/>
@@ -6765,7 +6765,7 @@
         <w:t>Священник:</w:t>
       </w:r>
       <w:r>
-        <w:t xml:space="preserve"> Боже невимовних і невидимих таїн, у Тебе є сховані скарби премудрости й розуму; Ти відкрив нам служіння цій служби і з-за багатого твого чоловіколюбія пос</w:t>
+        <w:t xml:space="preserve"> Боже невимовних і невидимих таїн, у Тебе є сховані скарби премудрости й розуму; Ти відкрив нам служіння цій служби і з-за багатого твого людинолюбія пос</w:t>
       </w:r>
       <w:r>
         <w:t>тавив нас, грішних, приносити Тобі дари й жертви за наші гріхи і людські невідання. Ти сам, невидимий царю, що твориш діла великі й недослідні, славні й надзвичайні, яким немає числа, споглянь на нас, недостойних рабів твоїх, що стоять перед цим святим жер</w:t>
@@ -7169,7 +7169,7 @@
         <w:jc w:val="both"/>
       </w:pPr>
       <w:r>
-        <w:t>Благодаттю, і щедротами, і чоловіколюбієм єдинородного Сина твого, що з ним благословен єси, з пресвятим, і благим, і животворящим твоїм Духом, нині і повсякчас, і на віки віків.</w:t>
+        <w:t>Благодаттю, і щедротами, і людинолюбіям єдинородного Сина твого, що з ним благословен єси, з пресвятим, і благим, і животворящим твоїм Духом, нині і повсякчас, і на віки віків.</w:t>
       </w:r>
     </w:p>
     <w:p>
@@ -8348,7 +8348,7 @@
         <w:t>Священник:</w:t>
       </w:r>
       <w:r>
-        <w:t xml:space="preserve"> Благословення Господнє на вас, того благодаттю і чоловіколюбієм, завжди, нині і повсякчас, і на віки віків.</w:t>
+        <w:t xml:space="preserve"> Благословення Господнє на вас, того благодаттю і людинолюбіям, завжди, нині і повсякчас, і на віки віків.</w:t>
       </w:r>
     </w:p>
     <w:p>
